--- a/S3:L5/Progetto S2:L5.docx
+++ b/S3:L5/Progetto S2:L5.docx
@@ -923,17 +923,9 @@
       </w:r>
     </w:p>
     <w:p>
-      <w:r>
-        <w:t>Il progetto prevede</w:t>
-      </w:r>
-      <w:r>
-        <w:t xml:space="preserve"> </w:t>
-      </w:r>
-      <w:r>
-        <w:t xml:space="preserve">la creazione in ambiente virtuale in cui un firewall che, attraverso regole impostate dall’operatore, </w:t>
-      </w:r>
-      <w:r>
-        <w:t xml:space="preserve">permette o blocca la comunicazione tra un server DVWA </w:t>
+      <w:bookmarkStart w:id="1" w:name="_Toc227970886"/>
+      <w:r>
+        <w:t xml:space="preserve">Il progetto prevede la realizzazione di un ambiente virtuale in cui un firewall, tramite regole configurate dall’operatore, consente o blocca la comunicazione tra un server DVWA </w:t>
       </w:r>
       <w:proofErr w:type="spellStart"/>
       <w:r>
@@ -941,7 +933,7 @@
       </w:r>
       <w:proofErr w:type="spellEnd"/>
       <w:r>
-        <w:t xml:space="preserve"> ed una macchina </w:t>
+        <w:t xml:space="preserve"> e una macchina </w:t>
       </w:r>
       <w:proofErr w:type="spellStart"/>
       <w:r>
@@ -949,15 +941,30 @@
       </w:r>
       <w:proofErr w:type="spellEnd"/>
       <w:r>
-        <w:t xml:space="preserve">. </w:t>
+        <w:t xml:space="preserve"> sulla porta http (80)</w:t>
       </w:r>
     </w:p>
     <w:p>
       <w:r>
-        <w:t xml:space="preserve"> Lo scopo del progetto è </w:t>
-      </w:r>
-      <w:r>
-        <w:t xml:space="preserve">l’apertura di una regola firewall che metta in comunicazione il server DVWA con la macchina </w:t>
+        <w:t>L’obiettivo specifico è creare</w:t>
+      </w:r>
+      <w:r>
+        <w:t xml:space="preserve"> e verificare</w:t>
+      </w:r>
+      <w:r>
+        <w:t xml:space="preserve"> </w:t>
+      </w:r>
+      <w:r>
+        <w:t>la</w:t>
+      </w:r>
+      <w:r>
+        <w:t xml:space="preserve"> regola firewall </w:t>
+      </w:r>
+      <w:r>
+        <w:t>per</w:t>
+      </w:r>
+      <w:r>
+        <w:t xml:space="preserve"> la comunicazione tra il server DVWA e la macchina </w:t>
       </w:r>
       <w:proofErr w:type="spellStart"/>
       <w:r>
@@ -965,22 +972,15 @@
       </w:r>
       <w:proofErr w:type="spellEnd"/>
       <w:r>
-        <w:t xml:space="preserve">, le macchine si trovano in due </w:t>
-      </w:r>
-      <w:proofErr w:type="spellStart"/>
-      <w:r>
-        <w:t>VLan</w:t>
-      </w:r>
-      <w:proofErr w:type="spellEnd"/>
-      <w:r>
-        <w:t xml:space="preserve"> differenti</w:t>
-      </w:r>
+        <w:t>, che si trovano in due VLAN differenti.</w:t>
+      </w:r>
+      <w:bookmarkStart w:id="2" w:name="_GoBack"/>
+      <w:bookmarkEnd w:id="2"/>
     </w:p>
     <w:p>
       <w:pPr>
         <w:pStyle w:val="Titolo1"/>
       </w:pPr>
-      <w:bookmarkStart w:id="1" w:name="_Toc227970886"/>
       <w:r>
         <w:t>Svolgimento</w:t>
       </w:r>
@@ -990,11 +990,11 @@
       <w:pPr>
         <w:pStyle w:val="Titolo2"/>
       </w:pPr>
-      <w:bookmarkStart w:id="2" w:name="_Toc227970887"/>
+      <w:bookmarkStart w:id="3" w:name="_Toc227970887"/>
       <w:r>
         <w:t>Studio dell’indirizzamento IP</w:t>
       </w:r>
-      <w:bookmarkEnd w:id="2"/>
+      <w:bookmarkEnd w:id="3"/>
     </w:p>
     <w:p>
       <w:r>
@@ -1140,10 +1140,7 @@
           </w:tcPr>
           <w:p>
             <w:r>
-              <w:t>192.168.</w:t>
-            </w:r>
-            <w:r>
-              <w:t>4.101</w:t>
+              <w:t>192.168.4.101</w:t>
             </w:r>
           </w:p>
         </w:tc>
@@ -1171,10 +1168,7 @@
           </w:tcPr>
           <w:p>
             <w:r>
-              <w:t>192.168.</w:t>
-            </w:r>
-            <w:r>
-              <w:t>4.1</w:t>
+              <w:t>192.168.4.1</w:t>
             </w:r>
           </w:p>
         </w:tc>
@@ -1211,10 +1205,7 @@
           </w:tcPr>
           <w:p>
             <w:r>
-              <w:t>192.168</w:t>
-            </w:r>
-            <w:r>
-              <w:t>.3.101</w:t>
+              <w:t>192.168.3.101</w:t>
             </w:r>
           </w:p>
         </w:tc>
@@ -1242,10 +1233,7 @@
           </w:tcPr>
           <w:p>
             <w:r>
-              <w:t>192.168.</w:t>
-            </w:r>
-            <w:r>
-              <w:t>3.1</w:t>
+              <w:t>192.168.3.1</w:t>
             </w:r>
           </w:p>
         </w:tc>
@@ -1350,7 +1338,7 @@
       <w:pPr>
         <w:pStyle w:val="Titolo2"/>
       </w:pPr>
-      <w:bookmarkStart w:id="3" w:name="_Toc227970888"/>
+      <w:bookmarkStart w:id="4" w:name="_Toc227970888"/>
       <w:r>
         <w:t xml:space="preserve">Configurazione </w:t>
       </w:r>
@@ -1358,7 +1346,7 @@
       <w:r>
         <w:t>PfSense</w:t>
       </w:r>
-      <w:bookmarkEnd w:id="3"/>
+      <w:bookmarkEnd w:id="4"/>
       <w:proofErr w:type="spellEnd"/>
     </w:p>
     <w:p>
@@ -1423,27 +1411,19 @@
     </w:p>
     <w:p>
       <w:r>
-        <w:t xml:space="preserve">Avremo come WAN l’indirizzo IP della macchina (assegnata con DHCP), LAN 1 l’indirizzo gateway della </w:t>
+        <w:t xml:space="preserve">Avremo come WAN l’indirizzo IP della macchina (assegnata con DHCP), LAN 1 l’indirizzo gateway della macchina </w:t>
       </w:r>
       <w:proofErr w:type="spellStart"/>
       <w:r>
-        <w:t xml:space="preserve">macchina </w:t>
+        <w:t>Kali</w:t>
       </w:r>
       <w:proofErr w:type="spellEnd"/>
       <w:r>
-        <w:t>K</w:t>
+        <w:t xml:space="preserve">, OPT1 (LAN2) l’indirizzo gateway di </w:t>
       </w:r>
       <w:proofErr w:type="spellStart"/>
       <w:r>
-        <w:t>ali</w:t>
-      </w:r>
-      <w:proofErr w:type="spellEnd"/>
-      <w:r>
-        <w:t>, OPT1 (LAN2) l’indirizzo gateway di M</w:t>
-      </w:r>
-      <w:proofErr w:type="spellStart"/>
-      <w:r>
-        <w:t>etasploit</w:t>
+        <w:t>Metasploit</w:t>
       </w:r>
       <w:proofErr w:type="spellEnd"/>
       <w:r>
@@ -1454,7 +1434,7 @@
       <w:pPr>
         <w:pStyle w:val="Titolo2"/>
       </w:pPr>
-      <w:bookmarkStart w:id="4" w:name="_Toc227970889"/>
+      <w:bookmarkStart w:id="5" w:name="_Toc227970889"/>
       <w:r>
         <w:lastRenderedPageBreak/>
         <w:t xml:space="preserve">Configurazione </w:t>
@@ -1463,7 +1443,7 @@
       <w:r>
         <w:t>Kali</w:t>
       </w:r>
-      <w:bookmarkEnd w:id="4"/>
+      <w:bookmarkEnd w:id="5"/>
       <w:proofErr w:type="spellEnd"/>
     </w:p>
     <w:p>
@@ -1531,7 +1511,7 @@
       <w:pPr>
         <w:pStyle w:val="Titolo2"/>
       </w:pPr>
-      <w:bookmarkStart w:id="5" w:name="_Toc227970890"/>
+      <w:bookmarkStart w:id="6" w:name="_Toc227970890"/>
       <w:r>
         <w:t xml:space="preserve">Configurazione </w:t>
       </w:r>
@@ -1543,7 +1523,7 @@
       <w:r>
         <w:t xml:space="preserve"> da GUI</w:t>
       </w:r>
-      <w:bookmarkEnd w:id="5"/>
+      <w:bookmarkEnd w:id="6"/>
     </w:p>
     <w:p>
       <w:r>
@@ -1671,7 +1651,7 @@
       <w:pPr>
         <w:pStyle w:val="Titolo2"/>
       </w:pPr>
-      <w:bookmarkStart w:id="6" w:name="_Toc227970891"/>
+      <w:bookmarkStart w:id="7" w:name="_Toc227970891"/>
       <w:r>
         <w:lastRenderedPageBreak/>
         <w:t xml:space="preserve">Configurazione </w:t>
@@ -1680,7 +1660,7 @@
       <w:r>
         <w:t>Metasploit</w:t>
       </w:r>
-      <w:bookmarkEnd w:id="6"/>
+      <w:bookmarkEnd w:id="7"/>
       <w:proofErr w:type="spellEnd"/>
     </w:p>
     <w:p>
@@ -1813,11 +1793,11 @@
       <w:pPr>
         <w:pStyle w:val="Titolo1"/>
       </w:pPr>
-      <w:bookmarkStart w:id="7" w:name="_Toc227970892"/>
+      <w:bookmarkStart w:id="8" w:name="_Toc227970892"/>
       <w:r>
         <w:t>Test di funzionamento</w:t>
       </w:r>
-      <w:bookmarkEnd w:id="7"/>
+      <w:bookmarkEnd w:id="8"/>
       <w:r>
         <w:t xml:space="preserve"> </w:t>
       </w:r>
@@ -1920,8 +1900,6 @@
       <w:r>
         <w:t>il gateway della</w:t>
       </w:r>
-      <w:bookmarkStart w:id="8" w:name="_GoBack"/>
-      <w:bookmarkEnd w:id="8"/>
       <w:r>
         <w:t xml:space="preserve"> macchina </w:t>
       </w:r>
@@ -4506,7 +4484,7 @@
 </file>
 
 <file path=customXml/itemProps1.xml><?xml version="1.0" encoding="utf-8"?>
-<ds:datastoreItem xmlns:ds="http://schemas.openxmlformats.org/officeDocument/2006/customXml" ds:itemID="{163E0CBA-F06B-F84B-8A78-4E148CAE5D6A}">
+<ds:datastoreItem xmlns:ds="http://schemas.openxmlformats.org/officeDocument/2006/customXml" ds:itemID="{A3157EA6-8A84-2848-97C4-A7295805D3D4}">
   <ds:schemaRefs>
     <ds:schemaRef ds:uri="http://schemas.openxmlformats.org/officeDocument/2006/bibliography"/>
   </ds:schemaRefs>
